--- a/examples/normalization/doc/06-adaptive-subtraction-normalization.docx
+++ b/examples/normalization/doc/06-adaptive-subtraction-normalization.docx
@@ -403,7 +403,7 @@
               <a:graphicData uri="http://schemas.openxmlformats.org/drawingml/2006/picture">
                 <pic:pic>
                   <pic:nvPicPr>
-                    <pic:cNvPr descr="/home/gpca/tspredit/examples/normalization/doc/06-adaptive-subtraction-normalization_files/2311a3ccdefa9666c559bd154e42236a6cdf3fea.png" id="11" name="Picture"/>
+                    <pic:cNvPr descr="C:\Git\cefet-rj-dal\tspredit\examples\normalization\doc\06-adaptive-subtraction-normalization_files/716a4d1e457f97618aa46ca41f6f38e17df76816.png" id="11" name="Picture"/>
                     <pic:cNvPicPr>
                       <a:picLocks noChangeArrowheads="1" noChangeAspect="1"/>
                     </pic:cNvPicPr>
@@ -1465,7 +1465,7 @@
               <a:graphicData uri="http://schemas.openxmlformats.org/drawingml/2006/picture">
                 <pic:pic>
                   <pic:nvPicPr>
-                    <pic:cNvPr descr="/home/gpca/tspredit/examples/normalization/doc/06-adaptive-subtraction-normalization_files/fa81e8b887c62ec4cb6675f41fc55bcf397f9379.png" id="14" name="Picture"/>
+                    <pic:cNvPr descr="C:\Git\cefet-rj-dal\tspredit\examples\normalization\doc\06-adaptive-subtraction-normalization_files/8514f9b589ba23336b23b4bbc4924cea15a361db.png" id="14" name="Picture"/>
                     <pic:cNvPicPr>
                       <a:picLocks noChangeArrowheads="1" noChangeAspect="1"/>
                     </pic:cNvPicPr>

--- a/examples/normalization/doc/06-adaptive-subtraction-normalization.docx
+++ b/examples/normalization/doc/06-adaptive-subtraction-normalization.docx
@@ -403,7 +403,7 @@
               <a:graphicData uri="http://schemas.openxmlformats.org/drawingml/2006/picture">
                 <pic:pic>
                   <pic:nvPicPr>
-                    <pic:cNvPr descr="C:\Git\cefet-rj-dal\tspredit\examples\normalization\doc\06-adaptive-subtraction-normalization_files/716a4d1e457f97618aa46ca41f6f38e17df76816.png" id="11" name="Picture"/>
+                    <pic:cNvPr descr="C:\Git\dal\tspredit\examples\normalization\doc\06-adaptive-subtraction-normalization_files/716a4d1e457f97618aa46ca41f6f38e17df76816.png" id="11" name="Picture"/>
                     <pic:cNvPicPr>
                       <a:picLocks noChangeArrowheads="1" noChangeAspect="1"/>
                     </pic:cNvPicPr>
@@ -1465,7 +1465,7 @@
               <a:graphicData uri="http://schemas.openxmlformats.org/drawingml/2006/picture">
                 <pic:pic>
                   <pic:nvPicPr>
-                    <pic:cNvPr descr="C:\Git\cefet-rj-dal\tspredit\examples\normalization\doc\06-adaptive-subtraction-normalization_files/8514f9b589ba23336b23b4bbc4924cea15a361db.png" id="14" name="Picture"/>
+                    <pic:cNvPr descr="C:\Git\dal\tspredit\examples\normalization\doc\06-adaptive-subtraction-normalization_files/8514f9b589ba23336b23b4bbc4924cea15a361db.png" id="14" name="Picture"/>
                     <pic:cNvPicPr>
                       <a:picLocks noChangeArrowheads="1" noChangeAspect="1"/>
                     </pic:cNvPicPr>

--- a/examples/normalization/doc/06-adaptive-subtraction-normalization.docx
+++ b/examples/normalization/doc/06-adaptive-subtraction-normalization.docx
@@ -74,6 +74,45 @@
           <w:rStyle w:val="VerbatimChar"/>
         </w:rPr>
         <w:t xml:space="preserve">operation = "subtract"</w:t>
+      </w:r>
+      <w:r>
+        <w:t xml:space="preserve">.</w:t>
+      </w:r>
+    </w:p>
+    <w:p>
+      <w:pPr>
+        <w:pStyle w:val="Compact"/>
+        <w:numPr>
+          <w:ilvl w:val="0"/>
+          <w:numId w:val="1001"/>
+        </w:numPr>
+      </w:pPr>
+      <w:r>
+        <w:t xml:space="preserve">The adaptive reference is estimated on the full supervised window, so the same complete window geometry is used in both</w:t>
+      </w:r>
+      <w:r>
+        <w:t xml:space="preserve"> </w:t>
+      </w:r>
+      <w:r>
+        <w:rPr>
+          <w:rStyle w:val="VerbatimChar"/>
+        </w:rPr>
+        <w:t xml:space="preserve">fit()</w:t>
+      </w:r>
+      <w:r>
+        <w:t xml:space="preserve"> </w:t>
+      </w:r>
+      <w:r>
+        <w:t xml:space="preserve">and</w:t>
+      </w:r>
+      <w:r>
+        <w:t xml:space="preserve"> </w:t>
+      </w:r>
+      <w:r>
+        <w:rPr>
+          <w:rStyle w:val="VerbatimChar"/>
+        </w:rPr>
+        <w:t xml:space="preserve">transform()</w:t>
       </w:r>
       <w:r>
         <w:t xml:space="preserve">.</w:t>
@@ -559,34 +598,70 @@
         <w:rPr>
           <w:rStyle w:val="VerbatimChar"/>
         </w:rPr>
-        <w:t xml:space="preserve">##             t9        t8        t7        t6        t5        t4        t3        t2        t1        t0</w:t>
-      </w:r>
-      <w:r>
-        <w:br/>
-      </w:r>
-      <w:r>
-        <w:rPr>
-          <w:rStyle w:val="VerbatimChar"/>
-        </w:rPr>
-        <w:t xml:space="preserve">## [1,] 0.0000000 0.2474040 0.4794255 0.6816388 0.8414710 0.9489846 0.9974950 0.9839859 0.9092974 0.7780732</w:t>
-      </w:r>
-      <w:r>
-        <w:br/>
-      </w:r>
-      <w:r>
-        <w:rPr>
-          <w:rStyle w:val="VerbatimChar"/>
-        </w:rPr>
-        <w:t xml:space="preserve">## [2,] 0.2474040 0.4794255 0.6816388 0.8414710 0.9489846 0.9974950 0.9839859 0.9092974 0.7780732 0.5984721</w:t>
-      </w:r>
-      <w:r>
-        <w:br/>
-      </w:r>
-      <w:r>
-        <w:rPr>
-          <w:rStyle w:val="VerbatimChar"/>
-        </w:rPr>
-        <w:t xml:space="preserve">## [3,] 0.4794255 0.6816388 0.8414710 0.9489846 0.9974950 0.9839859 0.9092974 0.7780732 0.5984721 0.3816610</w:t>
+        <w:t xml:space="preserve">##             t9        t8        t7        t6        t5        t4        t3</w:t>
+      </w:r>
+      <w:r>
+        <w:br/>
+      </w:r>
+      <w:r>
+        <w:rPr>
+          <w:rStyle w:val="VerbatimChar"/>
+        </w:rPr>
+        <w:t xml:space="preserve">## [1,] 0.0000000 0.2474040 0.4794255 0.6816388 0.8414710 0.9489846 0.9974950</w:t>
+      </w:r>
+      <w:r>
+        <w:br/>
+      </w:r>
+      <w:r>
+        <w:rPr>
+          <w:rStyle w:val="VerbatimChar"/>
+        </w:rPr>
+        <w:t xml:space="preserve">## [2,] 0.2474040 0.4794255 0.6816388 0.8414710 0.9489846 0.9974950 0.9839859</w:t>
+      </w:r>
+      <w:r>
+        <w:br/>
+      </w:r>
+      <w:r>
+        <w:rPr>
+          <w:rStyle w:val="VerbatimChar"/>
+        </w:rPr>
+        <w:t xml:space="preserve">## [3,] 0.4794255 0.6816388 0.8414710 0.9489846 0.9974950 0.9839859 0.9092974</w:t>
+      </w:r>
+      <w:r>
+        <w:br/>
+      </w:r>
+      <w:r>
+        <w:rPr>
+          <w:rStyle w:val="VerbatimChar"/>
+        </w:rPr>
+        <w:t xml:space="preserve">##             t2        t1        t0</w:t>
+      </w:r>
+      <w:r>
+        <w:br/>
+      </w:r>
+      <w:r>
+        <w:rPr>
+          <w:rStyle w:val="VerbatimChar"/>
+        </w:rPr>
+        <w:t xml:space="preserve">## [1,] 0.9839859 0.9092974 0.7780732</w:t>
+      </w:r>
+      <w:r>
+        <w:br/>
+      </w:r>
+      <w:r>
+        <w:rPr>
+          <w:rStyle w:val="VerbatimChar"/>
+        </w:rPr>
+        <w:t xml:space="preserve">## [2,] 0.9092974 0.7780732 0.5984721</w:t>
+      </w:r>
+      <w:r>
+        <w:br/>
+      </w:r>
+      <w:r>
+        <w:rPr>
+          <w:rStyle w:val="VerbatimChar"/>
+        </w:rPr>
+        <w:t xml:space="preserve">## [3,] 0.7780732 0.5984721 0.3816610</w:t>
       </w:r>
     </w:p>
     <w:p>
@@ -881,34 +956,70 @@
         <w:rPr>
           <w:rStyle w:val="VerbatimChar"/>
         </w:rPr>
-        <w:t xml:space="preserve">##             t9        t8        t7        t6        t5        t4        t3        t2        t1        t0</w:t>
-      </w:r>
-      <w:r>
-        <w:br/>
-      </w:r>
-      <w:r>
-        <w:rPr>
-          <w:rStyle w:val="VerbatimChar"/>
-        </w:rPr>
-        <w:t xml:space="preserve">## [1,] 0.1770086 0.2931936 0.4021548 0.4971174 0.5721773 0.6226675 0.6454487 0.6391047 0.6040297 0.5424046</w:t>
-      </w:r>
-      <w:r>
-        <w:br/>
-      </w:r>
-      <w:r>
-        <w:rPr>
-          <w:rStyle w:val="VerbatimChar"/>
-        </w:rPr>
-        <w:t xml:space="preserve">## [2,] 0.2650884 0.3740495 0.4690122 0.5440720 0.5945622 0.6173435 0.6109994 0.5759245 0.5142994 0.4299558</w:t>
-      </w:r>
-      <w:r>
-        <w:br/>
-      </w:r>
-      <w:r>
-        <w:rPr>
-          <w:rStyle w:val="VerbatimChar"/>
-        </w:rPr>
-        <w:t xml:space="preserve">## [3,] 0.3677446 0.4627073 0.5377671 0.5882573 0.6110386 0.6046945 0.5696195 0.5079945 0.4236508 0.3218327</w:t>
+        <w:t xml:space="preserve">##             t9        t8        t7        t6        t5        t4        t3</w:t>
+      </w:r>
+      <w:r>
+        <w:br/>
+      </w:r>
+      <w:r>
+        <w:rPr>
+          <w:rStyle w:val="VerbatimChar"/>
+        </w:rPr>
+        <w:t xml:space="preserve">## [1,] 0.1426727 0.2715416 0.3923982 0.4977280 0.5809822 0.6369844 0.6622527</w:t>
+      </w:r>
+      <w:r>
+        <w:br/>
+      </w:r>
+      <w:r>
+        <w:rPr>
+          <w:rStyle w:val="VerbatimChar"/>
+        </w:rPr>
+        <w:t xml:space="preserve">## [2,] 0.2403681 0.3612247 0.4665545 0.5498087 0.6058109 0.6310792 0.6240425</w:t>
+      </w:r>
+      <w:r>
+        <w:br/>
+      </w:r>
+      <w:r>
+        <w:rPr>
+          <w:rStyle w:val="VerbatimChar"/>
+        </w:rPr>
+        <w:t xml:space="preserve">## [3,] 0.3542314 0.4595612 0.5428154 0.5988176 0.6240859 0.6170493 0.5781452</w:t>
+      </w:r>
+      <w:r>
+        <w:br/>
+      </w:r>
+      <w:r>
+        <w:rPr>
+          <w:rStyle w:val="VerbatimChar"/>
+        </w:rPr>
+        <w:t xml:space="preserve">##             t2        t1        t0</w:t>
+      </w:r>
+      <w:r>
+        <w:br/>
+      </w:r>
+      <w:r>
+        <w:rPr>
+          <w:rStyle w:val="VerbatimChar"/>
+        </w:rPr>
+        <w:t xml:space="preserve">## [1,] 0.6552160 0.6163119 0.5479592</w:t>
+      </w:r>
+      <w:r>
+        <w:br/>
+      </w:r>
+      <w:r>
+        <w:rPr>
+          <w:rStyle w:val="VerbatimChar"/>
+        </w:rPr>
+        <w:t xml:space="preserve">## [2,] 0.5851384 0.5167857 0.4232342</w:t>
+      </w:r>
+      <w:r>
+        <w:br/>
+      </w:r>
+      <w:r>
+        <w:rPr>
+          <w:rStyle w:val="VerbatimChar"/>
+        </w:rPr>
+        <w:t xml:space="preserve">## [3,] 0.5097925 0.4162410 0.3033073</w:t>
       </w:r>
     </w:p>
     <w:p>
@@ -948,61 +1059,61 @@
         <w:rPr>
           <w:rStyle w:val="VerbatimChar"/>
         </w:rPr>
-        <w:t xml:space="preserve">##        t0         </w:t>
-      </w:r>
-      <w:r>
-        <w:br/>
-      </w:r>
-      <w:r>
-        <w:rPr>
-          <w:rStyle w:val="VerbatimChar"/>
-        </w:rPr>
-        <w:t xml:space="preserve">##  Min.   :0.04995  </w:t>
-      </w:r>
-      <w:r>
-        <w:br/>
-      </w:r>
-      <w:r>
-        <w:rPr>
-          <w:rStyle w:val="VerbatimChar"/>
-        </w:rPr>
-        <w:t xml:space="preserve">##  1st Qu.:0.15185  </w:t>
-      </w:r>
-      <w:r>
-        <w:br/>
-      </w:r>
-      <w:r>
-        <w:rPr>
-          <w:rStyle w:val="VerbatimChar"/>
-        </w:rPr>
-        <w:t xml:space="preserve">##  Median :0.41183  </w:t>
-      </w:r>
-      <w:r>
-        <w:br/>
-      </w:r>
-      <w:r>
-        <w:rPr>
-          <w:rStyle w:val="VerbatimChar"/>
-        </w:rPr>
-        <w:t xml:space="preserve">##  Mean   :0.44854  </w:t>
-      </w:r>
-      <w:r>
-        <w:br/>
-      </w:r>
-      <w:r>
-        <w:rPr>
-          <w:rStyle w:val="VerbatimChar"/>
-        </w:rPr>
-        <w:t xml:space="preserve">##  3rd Qu.:0.73197  </w:t>
-      </w:r>
-      <w:r>
-        <w:br/>
-      </w:r>
-      <w:r>
-        <w:rPr>
-          <w:rStyle w:val="VerbatimChar"/>
-        </w:rPr>
-        <w:t xml:space="preserve">##  Max.   :0.94995</w:t>
+        <w:t xml:space="preserve">##        t0          </w:t>
+      </w:r>
+      <w:r>
+        <w:br/>
+      </w:r>
+      <w:r>
+        <w:rPr>
+          <w:rStyle w:val="VerbatimChar"/>
+        </w:rPr>
+        <w:t xml:space="preserve">##  Min.   :0.001746  </w:t>
+      </w:r>
+      <w:r>
+        <w:br/>
+      </w:r>
+      <w:r>
+        <w:rPr>
+          <w:rStyle w:val="VerbatimChar"/>
+        </w:rPr>
+        <w:t xml:space="preserve">##  1st Qu.:0.114768  </w:t>
+      </w:r>
+      <w:r>
+        <w:br/>
+      </w:r>
+      <w:r>
+        <w:rPr>
+          <w:rStyle w:val="VerbatimChar"/>
+        </w:rPr>
+        <w:t xml:space="preserve">##  Median :0.403130  </w:t>
+      </w:r>
+      <w:r>
+        <w:br/>
+      </w:r>
+      <w:r>
+        <w:rPr>
+          <w:rStyle w:val="VerbatimChar"/>
+        </w:rPr>
+        <w:t xml:space="preserve">##  Mean   :0.443849  </w:t>
+      </w:r>
+      <w:r>
+        <w:br/>
+      </w:r>
+      <w:r>
+        <w:rPr>
+          <w:rStyle w:val="VerbatimChar"/>
+        </w:rPr>
+        <w:t xml:space="preserve">##  3rd Qu.:0.758225  </w:t>
+      </w:r>
+      <w:r>
+        <w:br/>
+      </w:r>
+      <w:r>
+        <w:rPr>
+          <w:rStyle w:val="VerbatimChar"/>
+        </w:rPr>
+        <w:t xml:space="preserve">##  Max.   :1.000000</w:t>
       </w:r>
     </w:p>
     <w:p>
@@ -1292,19 +1403,247 @@
         <w:rPr>
           <w:rStyle w:val="FunctionTok"/>
         </w:rPr>
-        <w:t xml:space="preserve">ggplot</w:t>
-      </w:r>
-      <w:r>
-        <w:rPr>
-          <w:rStyle w:val="NormalTok"/>
-        </w:rPr>
-        <w:t xml:space="preserve">(compare_t0, </w:t>
+        <w:t xml:space="preserve">plot_ts_pred</w:t>
+      </w:r>
+      <w:r>
+        <w:rPr>
+          <w:rStyle w:val="NormalTok"/>
+        </w:rPr>
+        <w:t xml:space="preserve">(</w:t>
+      </w:r>
+      <w:r>
+        <w:br/>
+      </w:r>
+      <w:r>
+        <w:rPr>
+          <w:rStyle w:val="NormalTok"/>
+        </w:rPr>
+        <w:t xml:space="preserve">  </w:t>
+      </w:r>
+      <w:r>
+        <w:rPr>
+          <w:rStyle w:val="AttributeTok"/>
+        </w:rPr>
+        <w:t xml:space="preserve">x =</w:t>
+      </w:r>
+      <w:r>
+        <w:rPr>
+          <w:rStyle w:val="NormalTok"/>
+        </w:rPr>
+        <w:t xml:space="preserve"> compare_t0[compare_t0</w:t>
+      </w:r>
+      <w:r>
+        <w:rPr>
+          <w:rStyle w:val="SpecialCharTok"/>
+        </w:rPr>
+        <w:t xml:space="preserve">$</w:t>
+      </w:r>
+      <w:r>
+        <w:rPr>
+          <w:rStyle w:val="NormalTok"/>
+        </w:rPr>
+        <w:t xml:space="preserve">series </w:t>
+      </w:r>
+      <w:r>
+        <w:rPr>
+          <w:rStyle w:val="SpecialCharTok"/>
+        </w:rPr>
+        <w:t xml:space="preserve">==</w:t>
+      </w:r>
+      <w:r>
+        <w:rPr>
+          <w:rStyle w:val="NormalTok"/>
+        </w:rPr>
+        <w:t xml:space="preserve"> </w:t>
+      </w:r>
+      <w:r>
+        <w:rPr>
+          <w:rStyle w:val="StringTok"/>
+        </w:rPr>
+        <w:t xml:space="preserve">"original t0"</w:t>
+      </w:r>
+      <w:r>
+        <w:rPr>
+          <w:rStyle w:val="NormalTok"/>
+        </w:rPr>
+        <w:t xml:space="preserve">, </w:t>
+      </w:r>
+      <w:r>
+        <w:rPr>
+          <w:rStyle w:val="StringTok"/>
+        </w:rPr>
+        <w:t xml:space="preserve">"idx"</w:t>
+      </w:r>
+      <w:r>
+        <w:rPr>
+          <w:rStyle w:val="NormalTok"/>
+        </w:rPr>
+        <w:t xml:space="preserve">],</w:t>
+      </w:r>
+      <w:r>
+        <w:br/>
+      </w:r>
+      <w:r>
+        <w:rPr>
+          <w:rStyle w:val="NormalTok"/>
+        </w:rPr>
+        <w:t xml:space="preserve">  </w:t>
+      </w:r>
+      <w:r>
+        <w:rPr>
+          <w:rStyle w:val="AttributeTok"/>
+        </w:rPr>
+        <w:t xml:space="preserve">y =</w:t>
+      </w:r>
+      <w:r>
+        <w:rPr>
+          <w:rStyle w:val="NormalTok"/>
+        </w:rPr>
+        <w:t xml:space="preserve"> compare_t0[compare_t0</w:t>
+      </w:r>
+      <w:r>
+        <w:rPr>
+          <w:rStyle w:val="SpecialCharTok"/>
+        </w:rPr>
+        <w:t xml:space="preserve">$</w:t>
+      </w:r>
+      <w:r>
+        <w:rPr>
+          <w:rStyle w:val="NormalTok"/>
+        </w:rPr>
+        <w:t xml:space="preserve">series </w:t>
+      </w:r>
+      <w:r>
+        <w:rPr>
+          <w:rStyle w:val="SpecialCharTok"/>
+        </w:rPr>
+        <w:t xml:space="preserve">==</w:t>
+      </w:r>
+      <w:r>
+        <w:rPr>
+          <w:rStyle w:val="NormalTok"/>
+        </w:rPr>
+        <w:t xml:space="preserve"> </w:t>
+      </w:r>
+      <w:r>
+        <w:rPr>
+          <w:rStyle w:val="StringTok"/>
+        </w:rPr>
+        <w:t xml:space="preserve">"original t0"</w:t>
+      </w:r>
+      <w:r>
+        <w:rPr>
+          <w:rStyle w:val="NormalTok"/>
+        </w:rPr>
+        <w:t xml:space="preserve">, </w:t>
+      </w:r>
+      <w:r>
+        <w:rPr>
+          <w:rStyle w:val="StringTok"/>
+        </w:rPr>
+        <w:t xml:space="preserve">"value"</w:t>
+      </w:r>
+      <w:r>
+        <w:rPr>
+          <w:rStyle w:val="NormalTok"/>
+        </w:rPr>
+        <w:t xml:space="preserve">],</w:t>
+      </w:r>
+      <w:r>
+        <w:br/>
+      </w:r>
+      <w:r>
+        <w:rPr>
+          <w:rStyle w:val="NormalTok"/>
+        </w:rPr>
+        <w:t xml:space="preserve">  </w:t>
+      </w:r>
+      <w:r>
+        <w:rPr>
+          <w:rStyle w:val="AttributeTok"/>
+        </w:rPr>
+        <w:t xml:space="preserve">yadj =</w:t>
+      </w:r>
+      <w:r>
+        <w:rPr>
+          <w:rStyle w:val="NormalTok"/>
+        </w:rPr>
+        <w:t xml:space="preserve"> compare_t0[compare_t0</w:t>
+      </w:r>
+      <w:r>
+        <w:rPr>
+          <w:rStyle w:val="SpecialCharTok"/>
+        </w:rPr>
+        <w:t xml:space="preserve">$</w:t>
+      </w:r>
+      <w:r>
+        <w:rPr>
+          <w:rStyle w:val="NormalTok"/>
+        </w:rPr>
+        <w:t xml:space="preserve">series </w:t>
+      </w:r>
+      <w:r>
+        <w:rPr>
+          <w:rStyle w:val="SpecialCharTok"/>
+        </w:rPr>
+        <w:t xml:space="preserve">==</w:t>
+      </w:r>
+      <w:r>
+        <w:rPr>
+          <w:rStyle w:val="NormalTok"/>
+        </w:rPr>
+        <w:t xml:space="preserve"> </w:t>
+      </w:r>
+      <w:r>
+        <w:rPr>
+          <w:rStyle w:val="StringTok"/>
+        </w:rPr>
+        <w:t xml:space="preserve">"transformed t0"</w:t>
+      </w:r>
+      <w:r>
+        <w:rPr>
+          <w:rStyle w:val="NormalTok"/>
+        </w:rPr>
+        <w:t xml:space="preserve">, </w:t>
+      </w:r>
+      <w:r>
+        <w:rPr>
+          <w:rStyle w:val="StringTok"/>
+        </w:rPr>
+        <w:t xml:space="preserve">"value"</w:t>
+      </w:r>
+      <w:r>
+        <w:rPr>
+          <w:rStyle w:val="NormalTok"/>
+        </w:rPr>
+        <w:t xml:space="preserve">]</w:t>
+      </w:r>
+      <w:r>
+        <w:br/>
+      </w:r>
+      <w:r>
+        <w:rPr>
+          <w:rStyle w:val="NormalTok"/>
+        </w:rPr>
+        <w:t xml:space="preserve">) </w:t>
+      </w:r>
+      <w:r>
+        <w:rPr>
+          <w:rStyle w:val="SpecialCharTok"/>
+        </w:rPr>
+        <w:t xml:space="preserve">+</w:t>
+      </w:r>
+      <w:r>
+        <w:rPr>
+          <w:rStyle w:val="NormalTok"/>
+        </w:rPr>
+        <w:t xml:space="preserve"> </w:t>
       </w:r>
       <w:r>
         <w:rPr>
           <w:rStyle w:val="FunctionTok"/>
         </w:rPr>
-        <w:t xml:space="preserve">aes</w:t>
+        <w:t xml:space="preserve">theme</w:t>
       </w:r>
       <w:r>
         <w:rPr>
@@ -1316,70 +1655,31 @@
         <w:rPr>
           <w:rStyle w:val="AttributeTok"/>
         </w:rPr>
-        <w:t xml:space="preserve">x =</w:t>
-      </w:r>
-      <w:r>
-        <w:rPr>
-          <w:rStyle w:val="NormalTok"/>
-        </w:rPr>
-        <w:t xml:space="preserve"> idx, </w:t>
+        <w:t xml:space="preserve">text =</w:t>
+      </w:r>
+      <w:r>
+        <w:rPr>
+          <w:rStyle w:val="NormalTok"/>
+        </w:rPr>
+        <w:t xml:space="preserve"> </w:t>
+      </w:r>
+      <w:r>
+        <w:rPr>
+          <w:rStyle w:val="FunctionTok"/>
+        </w:rPr>
+        <w:t xml:space="preserve">element_text</w:t>
+      </w:r>
+      <w:r>
+        <w:rPr>
+          <w:rStyle w:val="NormalTok"/>
+        </w:rPr>
+        <w:t xml:space="preserve">(</w:t>
       </w:r>
       <w:r>
         <w:rPr>
           <w:rStyle w:val="AttributeTok"/>
         </w:rPr>
-        <w:t xml:space="preserve">y =</w:t>
-      </w:r>
-      <w:r>
-        <w:rPr>
-          <w:rStyle w:val="NormalTok"/>
-        </w:rPr>
-        <w:t xml:space="preserve"> value, </w:t>
-      </w:r>
-      <w:r>
-        <w:rPr>
-          <w:rStyle w:val="AttributeTok"/>
-        </w:rPr>
-        <w:t xml:space="preserve">color =</w:t>
-      </w:r>
-      <w:r>
-        <w:rPr>
-          <w:rStyle w:val="NormalTok"/>
-        </w:rPr>
-        <w:t xml:space="preserve"> series)) </w:t>
-      </w:r>
-      <w:r>
-        <w:rPr>
-          <w:rStyle w:val="SpecialCharTok"/>
-        </w:rPr>
-        <w:t xml:space="preserve">+</w:t>
-      </w:r>
-      <w:r>
-        <w:br/>
-      </w:r>
-      <w:r>
-        <w:rPr>
-          <w:rStyle w:val="NormalTok"/>
-        </w:rPr>
-        <w:t xml:space="preserve">  </w:t>
-      </w:r>
-      <w:r>
-        <w:rPr>
-          <w:rStyle w:val="FunctionTok"/>
-        </w:rPr>
-        <w:t xml:space="preserve">geom_line</w:t>
-      </w:r>
-      <w:r>
-        <w:rPr>
-          <w:rStyle w:val="NormalTok"/>
-        </w:rPr>
-        <w:t xml:space="preserve">(</w:t>
-      </w:r>
-      <w:r>
-        <w:rPr>
-          <w:rStyle w:val="AttributeTok"/>
-        </w:rPr>
-        <w:t xml:space="preserve">linewidth =</w:t>
+        <w:t xml:space="preserve">size =</w:t>
       </w:r>
       <w:r>
         <w:rPr>
@@ -1389,66 +1689,15 @@
       </w:r>
       <w:r>
         <w:rPr>
-          <w:rStyle w:val="FloatTok"/>
-        </w:rPr>
-        <w:t xml:space="preserve">0.7</w:t>
-      </w:r>
-      <w:r>
-        <w:rPr>
-          <w:rStyle w:val="NormalTok"/>
-        </w:rPr>
-        <w:t xml:space="preserve">) </w:t>
-      </w:r>
-      <w:r>
-        <w:rPr>
-          <w:rStyle w:val="SpecialCharTok"/>
-        </w:rPr>
-        <w:t xml:space="preserve">+</w:t>
-      </w:r>
-      <w:r>
-        <w:br/>
-      </w:r>
-      <w:r>
-        <w:rPr>
-          <w:rStyle w:val="NormalTok"/>
-        </w:rPr>
-        <w:t xml:space="preserve">  </w:t>
-      </w:r>
-      <w:r>
-        <w:rPr>
-          <w:rStyle w:val="FunctionTok"/>
-        </w:rPr>
-        <w:t xml:space="preserve">theme_minimal</w:t>
-      </w:r>
-      <w:r>
-        <w:rPr>
-          <w:rStyle w:val="NormalTok"/>
-        </w:rPr>
-        <w:t xml:space="preserve">(</w:t>
-      </w:r>
-      <w:r>
-        <w:rPr>
-          <w:rStyle w:val="AttributeTok"/>
-        </w:rPr>
-        <w:t xml:space="preserve">base_size =</w:t>
-      </w:r>
-      <w:r>
-        <w:rPr>
-          <w:rStyle w:val="NormalTok"/>
-        </w:rPr>
-        <w:t xml:space="preserve"> </w:t>
-      </w:r>
-      <w:r>
-        <w:rPr>
           <w:rStyle w:val="DecValTok"/>
         </w:rPr>
-        <w:t xml:space="preserve">14</w:t>
-      </w:r>
-      <w:r>
-        <w:rPr>
-          <w:rStyle w:val="NormalTok"/>
-        </w:rPr>
-        <w:t xml:space="preserve">)</w:t>
+        <w:t xml:space="preserve">16</w:t>
+      </w:r>
+      <w:r>
+        <w:rPr>
+          <w:rStyle w:val="NormalTok"/>
+        </w:rPr>
+        <w:t xml:space="preserve">))</w:t>
       </w:r>
     </w:p>
     <w:p>
@@ -1465,7 +1714,7 @@
               <a:graphicData uri="http://schemas.openxmlformats.org/drawingml/2006/picture">
                 <pic:pic>
                   <pic:nvPicPr>
-                    <pic:cNvPr descr="C:\Git\dal\tspredit\examples\normalization\doc\06-adaptive-subtraction-normalization_files/8514f9b589ba23336b23b4bbc4924cea15a361db.png" id="14" name="Picture"/>
+                    <pic:cNvPr descr="C:\Git\dal\tspredit\examples\normalization\doc\06-adaptive-subtraction-normalization_files/5ce9b2f0bdb815e7c56bab0dce9cc5a16a8725a6.png" id="14" name="Picture"/>
                     <pic:cNvPicPr>
                       <a:picLocks noChangeArrowheads="1" noChangeAspect="1"/>
                     </pic:cNvPicPr>

--- a/examples/normalization/doc/06-adaptive-subtraction-normalization.docx
+++ b/examples/normalization/doc/06-adaptive-subtraction-normalization.docx
@@ -442,7 +442,7 @@
               <a:graphicData uri="http://schemas.openxmlformats.org/drawingml/2006/picture">
                 <pic:pic>
                   <pic:nvPicPr>
-                    <pic:cNvPr descr="C:\Git\dal\tspredit\examples\normalization\doc\06-adaptive-subtraction-normalization_files/716a4d1e457f97618aa46ca41f6f38e17df76816.png" id="11" name="Picture"/>
+                    <pic:cNvPr descr="/home/gpca/tspredit/examples/normalization/doc/06-adaptive-subtraction-normalization_files/2311a3ccdefa9666c559bd154e42236a6cdf3fea.png" id="11" name="Picture"/>
                     <pic:cNvPicPr>
                       <a:picLocks noChangeArrowheads="1" noChangeAspect="1"/>
                     </pic:cNvPicPr>
@@ -598,7 +598,7 @@
         <w:rPr>
           <w:rStyle w:val="VerbatimChar"/>
         </w:rPr>
-        <w:t xml:space="preserve">##             t9        t8        t7        t6        t5        t4        t3</w:t>
+        <w:t xml:space="preserve">##             t9        t8        t7        t6        t5        t4        t3        t2        t1        t0</w:t>
       </w:r>
       <w:r>
         <w:br/>
@@ -607,7 +607,7 @@
         <w:rPr>
           <w:rStyle w:val="VerbatimChar"/>
         </w:rPr>
-        <w:t xml:space="preserve">## [1,] 0.0000000 0.2474040 0.4794255 0.6816388 0.8414710 0.9489846 0.9974950</w:t>
+        <w:t xml:space="preserve">## [1,] 0.0000000 0.2474040 0.4794255 0.6816388 0.8414710 0.9489846 0.9974950 0.9839859 0.9092974 0.7780732</w:t>
       </w:r>
       <w:r>
         <w:br/>
@@ -616,7 +616,7 @@
         <w:rPr>
           <w:rStyle w:val="VerbatimChar"/>
         </w:rPr>
-        <w:t xml:space="preserve">## [2,] 0.2474040 0.4794255 0.6816388 0.8414710 0.9489846 0.9974950 0.9839859</w:t>
+        <w:t xml:space="preserve">## [2,] 0.2474040 0.4794255 0.6816388 0.8414710 0.9489846 0.9974950 0.9839859 0.9092974 0.7780732 0.5984721</w:t>
       </w:r>
       <w:r>
         <w:br/>
@@ -625,16 +625,47 @@
         <w:rPr>
           <w:rStyle w:val="VerbatimChar"/>
         </w:rPr>
-        <w:t xml:space="preserve">## [3,] 0.4794255 0.6816388 0.8414710 0.9489846 0.9974950 0.9839859 0.9092974</w:t>
-      </w:r>
-      <w:r>
-        <w:br/>
-      </w:r>
+        <w:t xml:space="preserve">## [3,] 0.4794255 0.6816388 0.8414710 0.9489846 0.9974950 0.9839859 0.9092974 0.7780732 0.5984721 0.3816610</w:t>
+      </w:r>
+    </w:p>
+    <w:p>
+      <w:pPr>
+        <w:pStyle w:val="SourceCode"/>
+      </w:pPr>
+      <w:r>
+        <w:rPr>
+          <w:rStyle w:val="FunctionTok"/>
+        </w:rPr>
+        <w:t xml:space="preserve">summary</w:t>
+      </w:r>
+      <w:r>
+        <w:rPr>
+          <w:rStyle w:val="NormalTok"/>
+        </w:rPr>
+        <w:t xml:space="preserve">(ts[, </w:t>
+      </w:r>
+      <w:r>
+        <w:rPr>
+          <w:rStyle w:val="DecValTok"/>
+        </w:rPr>
+        <w:t xml:space="preserve">10</w:t>
+      </w:r>
+      <w:r>
+        <w:rPr>
+          <w:rStyle w:val="NormalTok"/>
+        </w:rPr>
+        <w:t xml:space="preserve">])</w:t>
+      </w:r>
+    </w:p>
+    <w:p>
+      <w:pPr>
+        <w:pStyle w:val="SourceCode"/>
+      </w:pPr>
       <w:r>
         <w:rPr>
           <w:rStyle w:val="VerbatimChar"/>
         </w:rPr>
-        <w:t xml:space="preserve">##             t2        t1        t0</w:t>
+        <w:t xml:space="preserve">##        t0          </w:t>
       </w:r>
       <w:r>
         <w:br/>
@@ -643,7 +674,7 @@
         <w:rPr>
           <w:rStyle w:val="VerbatimChar"/>
         </w:rPr>
-        <w:t xml:space="preserve">## [1,] 0.9839859 0.9092974 0.7780732</w:t>
+        <w:t xml:space="preserve">##  Min.   :-0.99929  </w:t>
       </w:r>
       <w:r>
         <w:br/>
@@ -652,7 +683,7 @@
         <w:rPr>
           <w:rStyle w:val="VerbatimChar"/>
         </w:rPr>
-        <w:t xml:space="preserve">## [2,] 0.9092974 0.7780732 0.5984721</w:t>
+        <w:t xml:space="preserve">##  1st Qu.:-0.55091  </w:t>
       </w:r>
       <w:r>
         <w:br/>
@@ -661,7 +692,57 @@
         <w:rPr>
           <w:rStyle w:val="VerbatimChar"/>
         </w:rPr>
-        <w:t xml:space="preserve">## [3,] 0.7780732 0.5984721 0.3816610</w:t>
+        <w:t xml:space="preserve">##  Median : 0.05397  </w:t>
+      </w:r>
+      <w:r>
+        <w:br/>
+      </w:r>
+      <w:r>
+        <w:rPr>
+          <w:rStyle w:val="VerbatimChar"/>
+        </w:rPr>
+        <w:t xml:space="preserve">##  Mean   : 0.02988  </w:t>
+      </w:r>
+      <w:r>
+        <w:br/>
+      </w:r>
+      <w:r>
+        <w:rPr>
+          <w:rStyle w:val="VerbatimChar"/>
+        </w:rPr>
+        <w:t xml:space="preserve">##  3rd Qu.: 0.63279  </w:t>
+      </w:r>
+      <w:r>
+        <w:br/>
+      </w:r>
+      <w:r>
+        <w:rPr>
+          <w:rStyle w:val="VerbatimChar"/>
+        </w:rPr>
+        <w:t xml:space="preserve">##  Max.   : 0.99460</w:t>
+      </w:r>
+    </w:p>
+    <w:p>
+      <w:pPr>
+        <w:pStyle w:val="FirstParagraph"/>
+      </w:pPr>
+      <w:r>
+        <w:t xml:space="preserve">We now apply the subtractive version of adaptive normalization and compare the</w:t>
+      </w:r>
+      <w:r>
+        <w:t xml:space="preserve"> </w:t>
+      </w:r>
+      <w:r>
+        <w:t xml:space="preserve">supervised target column (</w:t>
+      </w:r>
+      <w:r>
+        <w:rPr>
+          <w:rStyle w:val="VerbatimChar"/>
+        </w:rPr>
+        <w:t xml:space="preserve">t0</w:t>
+      </w:r>
+      <w:r>
+        <w:t xml:space="preserve">) before and after the transformation.</w:t>
       </w:r>
     </w:p>
     <w:p>
@@ -670,27 +751,165 @@
       </w:pPr>
       <w:r>
         <w:rPr>
+          <w:rStyle w:val="NormalTok"/>
+        </w:rPr>
+        <w:t xml:space="preserve">preproc </w:t>
+      </w:r>
+      <w:r>
+        <w:rPr>
+          <w:rStyle w:val="OtherTok"/>
+        </w:rPr>
+        <w:t xml:space="preserve">&lt;-</w:t>
+      </w:r>
+      <w:r>
+        <w:rPr>
+          <w:rStyle w:val="NormalTok"/>
+        </w:rPr>
+        <w:t xml:space="preserve"> </w:t>
+      </w:r>
+      <w:r>
+        <w:rPr>
           <w:rStyle w:val="FunctionTok"/>
         </w:rPr>
-        <w:t xml:space="preserve">summary</w:t>
-      </w:r>
-      <w:r>
-        <w:rPr>
-          <w:rStyle w:val="NormalTok"/>
-        </w:rPr>
-        <w:t xml:space="preserve">(ts[, </w:t>
+        <w:t xml:space="preserve">ts_norm_an</w:t>
+      </w:r>
+      <w:r>
+        <w:rPr>
+          <w:rStyle w:val="NormalTok"/>
+        </w:rPr>
+        <w:t xml:space="preserve">(</w:t>
+      </w:r>
+      <w:r>
+        <w:rPr>
+          <w:rStyle w:val="AttributeTok"/>
+        </w:rPr>
+        <w:t xml:space="preserve">operation =</w:t>
+      </w:r>
+      <w:r>
+        <w:rPr>
+          <w:rStyle w:val="NormalTok"/>
+        </w:rPr>
+        <w:t xml:space="preserve"> </w:t>
+      </w:r>
+      <w:r>
+        <w:rPr>
+          <w:rStyle w:val="StringTok"/>
+        </w:rPr>
+        <w:t xml:space="preserve">"subtract"</w:t>
+      </w:r>
+      <w:r>
+        <w:rPr>
+          <w:rStyle w:val="NormalTok"/>
+        </w:rPr>
+        <w:t xml:space="preserve">)</w:t>
+      </w:r>
+      <w:r>
+        <w:br/>
+      </w:r>
+      <w:r>
+        <w:rPr>
+          <w:rStyle w:val="FunctionTok"/>
+        </w:rPr>
+        <w:t xml:space="preserve">set_example_seed</w:t>
+      </w:r>
+      <w:r>
+        <w:rPr>
+          <w:rStyle w:val="NormalTok"/>
+        </w:rPr>
+        <w:t xml:space="preserve">()</w:t>
+      </w:r>
+      <w:r>
+        <w:br/>
+      </w:r>
+      <w:r>
+        <w:rPr>
+          <w:rStyle w:val="NormalTok"/>
+        </w:rPr>
+        <w:t xml:space="preserve">preproc </w:t>
+      </w:r>
+      <w:r>
+        <w:rPr>
+          <w:rStyle w:val="OtherTok"/>
+        </w:rPr>
+        <w:t xml:space="preserve">&lt;-</w:t>
+      </w:r>
+      <w:r>
+        <w:rPr>
+          <w:rStyle w:val="NormalTok"/>
+        </w:rPr>
+        <w:t xml:space="preserve"> </w:t>
+      </w:r>
+      <w:r>
+        <w:rPr>
+          <w:rStyle w:val="FunctionTok"/>
+        </w:rPr>
+        <w:t xml:space="preserve">fit</w:t>
+      </w:r>
+      <w:r>
+        <w:rPr>
+          <w:rStyle w:val="NormalTok"/>
+        </w:rPr>
+        <w:t xml:space="preserve">(preproc, ts)</w:t>
+      </w:r>
+      <w:r>
+        <w:br/>
+      </w:r>
+      <w:r>
+        <w:rPr>
+          <w:rStyle w:val="NormalTok"/>
+        </w:rPr>
+        <w:t xml:space="preserve">tst </w:t>
+      </w:r>
+      <w:r>
+        <w:rPr>
+          <w:rStyle w:val="OtherTok"/>
+        </w:rPr>
+        <w:t xml:space="preserve">&lt;-</w:t>
+      </w:r>
+      <w:r>
+        <w:rPr>
+          <w:rStyle w:val="NormalTok"/>
+        </w:rPr>
+        <w:t xml:space="preserve"> </w:t>
+      </w:r>
+      <w:r>
+        <w:rPr>
+          <w:rStyle w:val="FunctionTok"/>
+        </w:rPr>
+        <w:t xml:space="preserve">transform</w:t>
+      </w:r>
+      <w:r>
+        <w:rPr>
+          <w:rStyle w:val="NormalTok"/>
+        </w:rPr>
+        <w:t xml:space="preserve">(preproc, ts)</w:t>
+      </w:r>
+      <w:r>
+        <w:br/>
+      </w:r>
+      <w:r>
+        <w:rPr>
+          <w:rStyle w:val="FunctionTok"/>
+        </w:rPr>
+        <w:t xml:space="preserve">ts_head</w:t>
+      </w:r>
+      <w:r>
+        <w:rPr>
+          <w:rStyle w:val="NormalTok"/>
+        </w:rPr>
+        <w:t xml:space="preserve">(tst, </w:t>
       </w:r>
       <w:r>
         <w:rPr>
           <w:rStyle w:val="DecValTok"/>
         </w:rPr>
-        <w:t xml:space="preserve">10</w:t>
-      </w:r>
-      <w:r>
-        <w:rPr>
-          <w:rStyle w:val="NormalTok"/>
-        </w:rPr>
-        <w:t xml:space="preserve">])</w:t>
+        <w:t xml:space="preserve">3</w:t>
+      </w:r>
+      <w:r>
+        <w:rPr>
+          <w:rStyle w:val="NormalTok"/>
+        </w:rPr>
+        <w:t xml:space="preserve">)</w:t>
       </w:r>
     </w:p>
     <w:p>
@@ -701,7 +920,7 @@
         <w:rPr>
           <w:rStyle w:val="VerbatimChar"/>
         </w:rPr>
-        <w:t xml:space="preserve">##        t0          </w:t>
+        <w:t xml:space="preserve">##             t9        t8        t7        t6        t5        t4        t3        t2        t1        t0</w:t>
       </w:r>
       <w:r>
         <w:br/>
@@ -710,7 +929,7 @@
         <w:rPr>
           <w:rStyle w:val="VerbatimChar"/>
         </w:rPr>
-        <w:t xml:space="preserve">##  Min.   :-0.99929  </w:t>
+        <w:t xml:space="preserve">## [1,] 0.1426727 0.2715416 0.3923982 0.4977280 0.5809822 0.6369844 0.6622527 0.6552160 0.6163119 0.5479592</w:t>
       </w:r>
       <w:r>
         <w:br/>
@@ -719,7 +938,7 @@
         <w:rPr>
           <w:rStyle w:val="VerbatimChar"/>
         </w:rPr>
-        <w:t xml:space="preserve">##  1st Qu.:-0.55091  </w:t>
+        <w:t xml:space="preserve">## [2,] 0.2403681 0.3612247 0.4665545 0.5498087 0.6058109 0.6310792 0.6240425 0.5851384 0.5167857 0.4232342</w:t>
       </w:r>
       <w:r>
         <w:br/>
@@ -728,298 +947,7 @@
         <w:rPr>
           <w:rStyle w:val="VerbatimChar"/>
         </w:rPr>
-        <w:t xml:space="preserve">##  Median : 0.05397  </w:t>
-      </w:r>
-      <w:r>
-        <w:br/>
-      </w:r>
-      <w:r>
-        <w:rPr>
-          <w:rStyle w:val="VerbatimChar"/>
-        </w:rPr>
-        <w:t xml:space="preserve">##  Mean   : 0.02988  </w:t>
-      </w:r>
-      <w:r>
-        <w:br/>
-      </w:r>
-      <w:r>
-        <w:rPr>
-          <w:rStyle w:val="VerbatimChar"/>
-        </w:rPr>
-        <w:t xml:space="preserve">##  3rd Qu.: 0.63279  </w:t>
-      </w:r>
-      <w:r>
-        <w:br/>
-      </w:r>
-      <w:r>
-        <w:rPr>
-          <w:rStyle w:val="VerbatimChar"/>
-        </w:rPr>
-        <w:t xml:space="preserve">##  Max.   : 0.99460</w:t>
-      </w:r>
-    </w:p>
-    <w:p>
-      <w:pPr>
-        <w:pStyle w:val="FirstParagraph"/>
-      </w:pPr>
-      <w:r>
-        <w:t xml:space="preserve">We now apply the subtractive version of adaptive normalization and compare the</w:t>
-      </w:r>
-      <w:r>
-        <w:t xml:space="preserve"> </w:t>
-      </w:r>
-      <w:r>
-        <w:t xml:space="preserve">supervised target column (</w:t>
-      </w:r>
-      <w:r>
-        <w:rPr>
-          <w:rStyle w:val="VerbatimChar"/>
-        </w:rPr>
-        <w:t xml:space="preserve">t0</w:t>
-      </w:r>
-      <w:r>
-        <w:t xml:space="preserve">) before and after the transformation.</w:t>
-      </w:r>
-    </w:p>
-    <w:p>
-      <w:pPr>
-        <w:pStyle w:val="SourceCode"/>
-      </w:pPr>
-      <w:r>
-        <w:rPr>
-          <w:rStyle w:val="NormalTok"/>
-        </w:rPr>
-        <w:t xml:space="preserve">preproc </w:t>
-      </w:r>
-      <w:r>
-        <w:rPr>
-          <w:rStyle w:val="OtherTok"/>
-        </w:rPr>
-        <w:t xml:space="preserve">&lt;-</w:t>
-      </w:r>
-      <w:r>
-        <w:rPr>
-          <w:rStyle w:val="NormalTok"/>
-        </w:rPr>
-        <w:t xml:space="preserve"> </w:t>
-      </w:r>
-      <w:r>
-        <w:rPr>
-          <w:rStyle w:val="FunctionTok"/>
-        </w:rPr>
-        <w:t xml:space="preserve">ts_norm_an</w:t>
-      </w:r>
-      <w:r>
-        <w:rPr>
-          <w:rStyle w:val="NormalTok"/>
-        </w:rPr>
-        <w:t xml:space="preserve">(</w:t>
-      </w:r>
-      <w:r>
-        <w:rPr>
-          <w:rStyle w:val="AttributeTok"/>
-        </w:rPr>
-        <w:t xml:space="preserve">operation =</w:t>
-      </w:r>
-      <w:r>
-        <w:rPr>
-          <w:rStyle w:val="NormalTok"/>
-        </w:rPr>
-        <w:t xml:space="preserve"> </w:t>
-      </w:r>
-      <w:r>
-        <w:rPr>
-          <w:rStyle w:val="StringTok"/>
-        </w:rPr>
-        <w:t xml:space="preserve">"subtract"</w:t>
-      </w:r>
-      <w:r>
-        <w:rPr>
-          <w:rStyle w:val="NormalTok"/>
-        </w:rPr>
-        <w:t xml:space="preserve">)</w:t>
-      </w:r>
-      <w:r>
-        <w:br/>
-      </w:r>
-      <w:r>
-        <w:rPr>
-          <w:rStyle w:val="FunctionTok"/>
-        </w:rPr>
-        <w:t xml:space="preserve">set_example_seed</w:t>
-      </w:r>
-      <w:r>
-        <w:rPr>
-          <w:rStyle w:val="NormalTok"/>
-        </w:rPr>
-        <w:t xml:space="preserve">()</w:t>
-      </w:r>
-      <w:r>
-        <w:br/>
-      </w:r>
-      <w:r>
-        <w:rPr>
-          <w:rStyle w:val="NormalTok"/>
-        </w:rPr>
-        <w:t xml:space="preserve">preproc </w:t>
-      </w:r>
-      <w:r>
-        <w:rPr>
-          <w:rStyle w:val="OtherTok"/>
-        </w:rPr>
-        <w:t xml:space="preserve">&lt;-</w:t>
-      </w:r>
-      <w:r>
-        <w:rPr>
-          <w:rStyle w:val="NormalTok"/>
-        </w:rPr>
-        <w:t xml:space="preserve"> </w:t>
-      </w:r>
-      <w:r>
-        <w:rPr>
-          <w:rStyle w:val="FunctionTok"/>
-        </w:rPr>
-        <w:t xml:space="preserve">fit</w:t>
-      </w:r>
-      <w:r>
-        <w:rPr>
-          <w:rStyle w:val="NormalTok"/>
-        </w:rPr>
-        <w:t xml:space="preserve">(preproc, ts)</w:t>
-      </w:r>
-      <w:r>
-        <w:br/>
-      </w:r>
-      <w:r>
-        <w:rPr>
-          <w:rStyle w:val="NormalTok"/>
-        </w:rPr>
-        <w:t xml:space="preserve">tst </w:t>
-      </w:r>
-      <w:r>
-        <w:rPr>
-          <w:rStyle w:val="OtherTok"/>
-        </w:rPr>
-        <w:t xml:space="preserve">&lt;-</w:t>
-      </w:r>
-      <w:r>
-        <w:rPr>
-          <w:rStyle w:val="NormalTok"/>
-        </w:rPr>
-        <w:t xml:space="preserve"> </w:t>
-      </w:r>
-      <w:r>
-        <w:rPr>
-          <w:rStyle w:val="FunctionTok"/>
-        </w:rPr>
-        <w:t xml:space="preserve">transform</w:t>
-      </w:r>
-      <w:r>
-        <w:rPr>
-          <w:rStyle w:val="NormalTok"/>
-        </w:rPr>
-        <w:t xml:space="preserve">(preproc, ts)</w:t>
-      </w:r>
-      <w:r>
-        <w:br/>
-      </w:r>
-      <w:r>
-        <w:rPr>
-          <w:rStyle w:val="FunctionTok"/>
-        </w:rPr>
-        <w:t xml:space="preserve">ts_head</w:t>
-      </w:r>
-      <w:r>
-        <w:rPr>
-          <w:rStyle w:val="NormalTok"/>
-        </w:rPr>
-        <w:t xml:space="preserve">(tst, </w:t>
-      </w:r>
-      <w:r>
-        <w:rPr>
-          <w:rStyle w:val="DecValTok"/>
-        </w:rPr>
-        <w:t xml:space="preserve">3</w:t>
-      </w:r>
-      <w:r>
-        <w:rPr>
-          <w:rStyle w:val="NormalTok"/>
-        </w:rPr>
-        <w:t xml:space="preserve">)</w:t>
-      </w:r>
-    </w:p>
-    <w:p>
-      <w:pPr>
-        <w:pStyle w:val="SourceCode"/>
-      </w:pPr>
-      <w:r>
-        <w:rPr>
-          <w:rStyle w:val="VerbatimChar"/>
-        </w:rPr>
-        <w:t xml:space="preserve">##             t9        t8        t7        t6        t5        t4        t3</w:t>
-      </w:r>
-      <w:r>
-        <w:br/>
-      </w:r>
-      <w:r>
-        <w:rPr>
-          <w:rStyle w:val="VerbatimChar"/>
-        </w:rPr>
-        <w:t xml:space="preserve">## [1,] 0.1426727 0.2715416 0.3923982 0.4977280 0.5809822 0.6369844 0.6622527</w:t>
-      </w:r>
-      <w:r>
-        <w:br/>
-      </w:r>
-      <w:r>
-        <w:rPr>
-          <w:rStyle w:val="VerbatimChar"/>
-        </w:rPr>
-        <w:t xml:space="preserve">## [2,] 0.2403681 0.3612247 0.4665545 0.5498087 0.6058109 0.6310792 0.6240425</w:t>
-      </w:r>
-      <w:r>
-        <w:br/>
-      </w:r>
-      <w:r>
-        <w:rPr>
-          <w:rStyle w:val="VerbatimChar"/>
-        </w:rPr>
-        <w:t xml:space="preserve">## [3,] 0.3542314 0.4595612 0.5428154 0.5988176 0.6240859 0.6170493 0.5781452</w:t>
-      </w:r>
-      <w:r>
-        <w:br/>
-      </w:r>
-      <w:r>
-        <w:rPr>
-          <w:rStyle w:val="VerbatimChar"/>
-        </w:rPr>
-        <w:t xml:space="preserve">##             t2        t1        t0</w:t>
-      </w:r>
-      <w:r>
-        <w:br/>
-      </w:r>
-      <w:r>
-        <w:rPr>
-          <w:rStyle w:val="VerbatimChar"/>
-        </w:rPr>
-        <w:t xml:space="preserve">## [1,] 0.6552160 0.6163119 0.5479592</w:t>
-      </w:r>
-      <w:r>
-        <w:br/>
-      </w:r>
-      <w:r>
-        <w:rPr>
-          <w:rStyle w:val="VerbatimChar"/>
-        </w:rPr>
-        <w:t xml:space="preserve">## [2,] 0.5851384 0.5167857 0.4232342</w:t>
-      </w:r>
-      <w:r>
-        <w:br/>
-      </w:r>
-      <w:r>
-        <w:rPr>
-          <w:rStyle w:val="VerbatimChar"/>
-        </w:rPr>
-        <w:t xml:space="preserve">## [3,] 0.5097925 0.4162410 0.3033073</w:t>
+        <w:t xml:space="preserve">## [3,] 0.3542314 0.4595612 0.5428154 0.5988176 0.6240859 0.6170493 0.5781452 0.5097925 0.4162410 0.3033073</w:t>
       </w:r>
     </w:p>
     <w:p>
@@ -1714,7 +1642,7 @@
               <a:graphicData uri="http://schemas.openxmlformats.org/drawingml/2006/picture">
                 <pic:pic>
                   <pic:nvPicPr>
-                    <pic:cNvPr descr="C:\Git\dal\tspredit\examples\normalization\doc\06-adaptive-subtraction-normalization_files/5ce9b2f0bdb815e7c56bab0dce9cc5a16a8725a6.png" id="14" name="Picture"/>
+                    <pic:cNvPr descr="/home/gpca/tspredit/examples/normalization/doc/06-adaptive-subtraction-normalization_files/914a3d5e662fcad3fceda5ae6f7d8cbabb104926.png" id="14" name="Picture"/>
                     <pic:cNvPicPr>
                       <a:picLocks noChangeArrowheads="1" noChangeAspect="1"/>
                     </pic:cNvPicPr>
